--- a/bank/task_16/variant_40.docx
+++ b/bank/task_16/variant_40.docx
@@ -5,21 +5,17 @@
     <w:p>
       <w:pPr>
         <w:pStyle w:val="a3"/>
-        <w:spacing w:after="120" w:line="240" w:lineRule="auto"/>
         <w:ind w:left="0"/>
-        <w:jc w:val="both"/>
         <w:rPr>
-          <w:rFonts w:ascii="Cambria Math" w:eastAsia="Times New Roman" w:hAnsi="Cambria Math" w:cs="Segoe UI"/>
-          <w:sz w:val="24"/>
+          <w:rFonts w:eastAsia="Times New Roman"/>
           <w:szCs w:val="28"/>
           <w:lang w:eastAsia="ru-RU"/>
         </w:rPr>
       </w:pPr>
       <w:r>
         <w:rPr>
-          <w:rFonts w:ascii="Cambria Math" w:eastAsia="Times New Roman" w:hAnsi="Cambria Math" w:cs="Segoe UI"/>
+          <w:rFonts w:eastAsia="Times New Roman"/>
           <w:bCs/>
-          <w:sz w:val="24"/>
           <w:szCs w:val="28"/>
           <w:lang w:eastAsia="ru-RU"/>
         </w:rPr>
@@ -27,8 +23,7 @@
       </w:r>
       <w:r>
         <w:rPr>
-          <w:rFonts w:ascii="Cambria Math" w:eastAsia="Times New Roman" w:hAnsi="Cambria Math" w:cs="Segoe UI"/>
-          <w:sz w:val="24"/>
+          <w:rFonts w:eastAsia="Times New Roman"/>
           <w:szCs w:val="28"/>
           <w:lang w:eastAsia="ru-RU"/>
         </w:rPr>
@@ -37,8 +32,7 @@
       <m:oMath>
         <m:r>
           <w:rPr>
-            <w:rFonts w:ascii="Cambria Math" w:eastAsia="Times New Roman" w:hAnsi="Cambria Math" w:cs="Segoe UI"/>
-            <w:sz w:val="24"/>
+            <w:rFonts w:ascii="Cambria Math" w:eastAsia="Times New Roman" w:hAnsi="Cambria Math"/>
             <w:szCs w:val="28"/>
             <w:lang w:eastAsia="ru-RU"/>
           </w:rPr>
@@ -48,9 +42,8 @@
           <m:fPr>
             <m:ctrlPr>
               <w:rPr>
-                <w:rFonts w:ascii="Cambria Math" w:eastAsia="Times New Roman" w:hAnsi="Cambria Math" w:cs="Segoe UI"/>
+                <w:rFonts w:ascii="Cambria Math" w:eastAsia="Times New Roman" w:hAnsi="Cambria Math"/>
                 <w:i/>
-                <w:sz w:val="24"/>
                 <w:szCs w:val="28"/>
                 <w:lang w:eastAsia="ru-RU"/>
               </w:rPr>
@@ -61,9 +54,8 @@
               <m:dPr>
                 <m:ctrlPr>
                   <w:rPr>
-                    <w:rFonts w:ascii="Cambria Math" w:eastAsia="Times New Roman" w:hAnsi="Cambria Math" w:cs="Segoe UI"/>
+                    <w:rFonts w:ascii="Cambria Math" w:eastAsia="Times New Roman" w:hAnsi="Cambria Math"/>
                     <w:i/>
-                    <w:sz w:val="24"/>
                     <w:szCs w:val="28"/>
                     <w:lang w:eastAsia="ru-RU"/>
                   </w:rPr>
@@ -72,8 +64,7 @@
               <m:e>
                 <m:r>
                   <w:rPr>
-                    <w:rFonts w:ascii="Cambria Math" w:eastAsia="Times New Roman" w:hAnsi="Cambria Math" w:cs="Segoe UI"/>
-                    <w:sz w:val="24"/>
+                    <w:rFonts w:ascii="Cambria Math" w:eastAsia="Times New Roman" w:hAnsi="Cambria Math"/>
                     <w:szCs w:val="28"/>
                     <w:lang w:eastAsia="ru-RU"/>
                   </w:rPr>
@@ -85,9 +76,8 @@
               <m:dPr>
                 <m:ctrlPr>
                   <w:rPr>
-                    <w:rFonts w:ascii="Cambria Math" w:eastAsia="Times New Roman" w:hAnsi="Cambria Math" w:cs="Segoe UI"/>
+                    <w:rFonts w:ascii="Cambria Math" w:eastAsia="Times New Roman" w:hAnsi="Cambria Math"/>
                     <w:i/>
-                    <w:sz w:val="24"/>
                     <w:szCs w:val="28"/>
                     <w:lang w:eastAsia="ru-RU"/>
                   </w:rPr>
@@ -98,9 +88,8 @@
                   <m:sSupPr>
                     <m:ctrlPr>
                       <w:rPr>
-                        <w:rFonts w:ascii="Cambria Math" w:eastAsia="Times New Roman" w:hAnsi="Cambria Math" w:cs="Segoe UI"/>
+                        <w:rFonts w:ascii="Cambria Math" w:eastAsia="Times New Roman" w:hAnsi="Cambria Math"/>
                         <w:i/>
-                        <w:sz w:val="24"/>
                         <w:szCs w:val="28"/>
                         <w:lang w:eastAsia="ru-RU"/>
                       </w:rPr>
@@ -109,8 +98,7 @@
                   <m:e>
                     <m:r>
                       <w:rPr>
-                        <w:rFonts w:ascii="Cambria Math" w:eastAsia="Times New Roman" w:hAnsi="Cambria Math" w:cs="Segoe UI"/>
-                        <w:sz w:val="24"/>
+                        <w:rFonts w:ascii="Cambria Math" w:eastAsia="Times New Roman" w:hAnsi="Cambria Math"/>
                         <w:szCs w:val="28"/>
                         <w:lang w:eastAsia="ru-RU"/>
                       </w:rPr>
@@ -120,8 +108,7 @@
                   <m:sup>
                     <m:r>
                       <w:rPr>
-                        <w:rFonts w:ascii="Cambria Math" w:eastAsia="Times New Roman" w:hAnsi="Cambria Math" w:cs="Segoe UI"/>
-                        <w:sz w:val="24"/>
+                        <w:rFonts w:ascii="Cambria Math" w:eastAsia="Times New Roman" w:hAnsi="Cambria Math"/>
                         <w:szCs w:val="28"/>
                         <w:lang w:eastAsia="ru-RU"/>
                       </w:rPr>
@@ -131,8 +118,7 @@
                 </m:sSup>
                 <m:r>
                   <w:rPr>
-                    <w:rFonts w:ascii="Cambria Math" w:eastAsia="Times New Roman" w:hAnsi="Cambria Math" w:cs="Segoe UI"/>
-                    <w:sz w:val="24"/>
+                    <w:rFonts w:ascii="Cambria Math" w:eastAsia="Times New Roman" w:hAnsi="Cambria Math"/>
                     <w:szCs w:val="28"/>
                     <w:lang w:eastAsia="ru-RU"/>
                   </w:rPr>
@@ -146,9 +132,8 @@
               <m:sSupPr>
                 <m:ctrlPr>
                   <w:rPr>
-                    <w:rFonts w:ascii="Cambria Math" w:eastAsia="Times New Roman" w:hAnsi="Cambria Math" w:cs="Segoe UI"/>
+                    <w:rFonts w:ascii="Cambria Math" w:eastAsia="Times New Roman" w:hAnsi="Cambria Math"/>
                     <w:i/>
-                    <w:sz w:val="24"/>
                     <w:szCs w:val="28"/>
                     <w:lang w:eastAsia="ru-RU"/>
                   </w:rPr>
@@ -157,8 +142,7 @@
               <m:e>
                 <m:r>
                   <w:rPr>
-                    <w:rFonts w:ascii="Cambria Math" w:eastAsia="Times New Roman" w:hAnsi="Cambria Math" w:cs="Segoe UI"/>
-                    <w:sz w:val="24"/>
+                    <w:rFonts w:ascii="Cambria Math" w:eastAsia="Times New Roman" w:hAnsi="Cambria Math"/>
                     <w:szCs w:val="28"/>
                     <w:lang w:eastAsia="ru-RU"/>
                   </w:rPr>
@@ -168,8 +152,7 @@
               <m:sup>
                 <m:r>
                   <w:rPr>
-                    <w:rFonts w:ascii="Cambria Math" w:eastAsia="Times New Roman" w:hAnsi="Cambria Math" w:cs="Segoe UI"/>
-                    <w:sz w:val="24"/>
+                    <w:rFonts w:ascii="Cambria Math" w:eastAsia="Times New Roman" w:hAnsi="Cambria Math"/>
                     <w:szCs w:val="28"/>
                     <w:lang w:eastAsia="ru-RU"/>
                   </w:rPr>
@@ -179,8 +162,7 @@
             </m:sSup>
             <m:r>
               <w:rPr>
-                <w:rFonts w:ascii="Cambria Math" w:eastAsia="Times New Roman" w:hAnsi="Cambria Math" w:cs="Segoe UI"/>
-                <w:sz w:val="24"/>
+                <w:rFonts w:ascii="Cambria Math" w:eastAsia="Times New Roman" w:hAnsi="Cambria Math"/>
                 <w:szCs w:val="28"/>
                 <w:lang w:eastAsia="ru-RU"/>
               </w:rPr>
@@ -191,8 +173,7 @@
       </m:oMath>
       <w:r>
         <w:rPr>
-          <w:rFonts w:ascii="Cambria Math" w:eastAsia="Times New Roman" w:hAnsi="Cambria Math" w:cs="Segoe UI"/>
-          <w:sz w:val="24"/>
+          <w:rFonts w:eastAsia="Times New Roman"/>
           <w:szCs w:val="28"/>
           <w:lang w:eastAsia="ru-RU"/>
         </w:rPr>
@@ -201,10 +182,8 @@
       </w:r>
       <w:r>
         <w:rPr>
-          <w:rFonts w:ascii="Cambria Math" w:eastAsia="Times New Roman" w:hAnsi="Cambria Math" w:cs="Segoe UI"/>
-          <w:b/>
+          <w:rFonts w:eastAsia="Times New Roman"/>
           <w:bCs/>
-          <w:sz w:val="24"/>
           <w:szCs w:val="28"/>
           <w:lang w:eastAsia="ru-RU"/>
         </w:rPr>
@@ -212,8 +191,7 @@
       </w:r>
       <w:r>
         <w:rPr>
-          <w:rFonts w:ascii="Cambria Math" w:eastAsia="Times New Roman" w:hAnsi="Cambria Math" w:cs="Segoe UI"/>
-          <w:sz w:val="24"/>
+          <w:rFonts w:eastAsia="Times New Roman"/>
           <w:szCs w:val="28"/>
           <w:lang w:eastAsia="ru-RU"/>
         </w:rPr>
@@ -221,10 +199,8 @@
       </w:r>
       <w:r>
         <w:rPr>
-          <w:rFonts w:ascii="Cambria Math" w:eastAsia="Times New Roman" w:hAnsi="Cambria Math" w:cs="Segoe UI"/>
-          <w:b/>
+          <w:rFonts w:eastAsia="Times New Roman"/>
           <w:bCs/>
-          <w:sz w:val="24"/>
           <w:szCs w:val="28"/>
           <w:lang w:eastAsia="ru-RU"/>
         </w:rPr>
@@ -232,8 +208,7 @@
       </w:r>
       <w:r>
         <w:rPr>
-          <w:rFonts w:ascii="Cambria Math" w:eastAsia="Times New Roman" w:hAnsi="Cambria Math" w:cs="Segoe UI"/>
-          <w:sz w:val="24"/>
+          <w:rFonts w:eastAsia="Times New Roman"/>
           <w:szCs w:val="28"/>
           <w:lang w:eastAsia="ru-RU"/>
         </w:rPr>
@@ -242,8 +217,7 @@
       <m:oMath>
         <m:r>
           <w:rPr>
-            <w:rFonts w:ascii="Cambria Math" w:eastAsia="Times New Roman" w:hAnsi="Cambria Math" w:cs="Segoe UI"/>
-            <w:sz w:val="24"/>
+            <w:rFonts w:ascii="Cambria Math" w:eastAsia="Times New Roman" w:hAnsi="Cambria Math"/>
             <w:szCs w:val="28"/>
             <w:lang w:eastAsia="ru-RU"/>
           </w:rPr>
@@ -252,8 +226,7 @@
       </m:oMath>
       <w:r>
         <w:rPr>
-          <w:rFonts w:ascii="Cambria Math" w:eastAsia="Times New Roman" w:hAnsi="Cambria Math" w:cs="Segoe UI"/>
-          <w:sz w:val="24"/>
+          <w:rFonts w:eastAsia="Times New Roman"/>
           <w:szCs w:val="28"/>
           <w:lang w:eastAsia="ru-RU"/>
         </w:rPr>
@@ -262,25 +235,15 @@
     </w:p>
     <w:p>
       <w:pPr>
-        <w:spacing w:after="120" w:line="240" w:lineRule="auto"/>
-        <w:jc w:val="both"/>
         <w:rPr>
-          <w:rFonts w:ascii="Cambria Math" w:hAnsi="Cambria Math"/>
-          <w:sz w:val="24"/>
           <w:szCs w:val="28"/>
         </w:rPr>
       </w:pPr>
     </w:p>
-    <w:p>
-      <w:pPr>
-        <w:rPr>
-          <w:sz w:val="24"/>
-        </w:rPr>
-      </w:pPr>
-    </w:p>
+    <w:p/>
     <w:sectPr>
       <w:pgSz w:w="11906" w:h="16838"/>
-      <w:pgMar w:top="1134" w:right="850" w:bottom="1134" w:left="1701" w:header="708" w:footer="708" w:gutter="0"/>
+      <w:pgMar w:top="850" w:right="850" w:bottom="850" w:left="850" w:header="708" w:footer="708" w:gutter="0"/>
       <w:cols w:space="708"/>
       <w:docGrid w:linePitch="360"/>
     </w:sectPr>
@@ -686,6 +649,14 @@
   <w:style w:type="paragraph" w:default="1" w:styleId="a">
     <w:name w:val="Normal"/>
     <w:qFormat/>
+    <w:pPr>
+      <w:spacing w:after="0" w:line="240" w:lineRule="auto"/>
+      <w:jc w:val="both"/>
+    </w:pPr>
+    <w:rPr>
+      <w:rFonts w:ascii="Times New Roman" w:hAnsi="Times New Roman" w:cs="Times New Roman"/>
+      <w:sz w:val="24"/>
+    </w:rPr>
   </w:style>
   <w:style w:type="character" w:default="1" w:styleId="a0">
     <w:name w:val="Default Paragraph Font"/>
